--- a/misc/dishop-cv-sleek.docx
+++ b/misc/dishop-cv-sleek.docx
@@ -78,7 +78,7 @@
                 <w:noProof/>
               </w:rPr>
               <w:drawing>
-                <wp:inline distT="0" distB="0" distL="0" distR="0" wp14:anchorId="08711BFD" wp14:editId="2913FDC0">
+                <wp:inline distT="0" distB="0" distL="0" distR="0" wp14:anchorId="08711BFD" wp14:editId="65B0930D">
                   <wp:extent cx="2167051" cy="589225"/>
                   <wp:effectExtent l="0" t="0" r="0" b="0"/>
                   <wp:docPr id="1435453830" name="Picture 1" descr="A blue text on a black background&#10;&#10;AI-generated content may be incorrect."/>
@@ -977,23 +977,77 @@
           <w:sz w:val="22"/>
           <w:szCs w:val="22"/>
         </w:rPr>
-        <w:t xml:space="preserve">My work examines how modern work environments are reshaping employee behavior. I am interested in the social and interpersonal consequences of emerging trends such as artificial intelligence, remote meetings, and asynchronous work across time zones and cultures. I am particularly interested in how these changes affect employees’ </w:t>
-      </w:r>
-      <w:r>
-        <w:rPr>
-          <w:rFonts w:ascii="Times New Roman" w:hAnsi="Times New Roman" w:cs="Times New Roman"/>
-          <w:sz w:val="22"/>
-          <w:szCs w:val="22"/>
-        </w:rPr>
-        <w:t>abilities</w:t>
-      </w:r>
-      <w:r>
-        <w:rPr>
-          <w:rFonts w:ascii="Times New Roman" w:hAnsi="Times New Roman" w:cs="Times New Roman"/>
-          <w:sz w:val="22"/>
-          <w:szCs w:val="22"/>
-        </w:rPr>
-        <w:t xml:space="preserve"> to cooperate, support one another, and remain productive. </w:t>
+        <w:t xml:space="preserve">Dr. Christopher Dishop leads the </w:t>
+      </w:r>
+      <w:proofErr w:type="spellStart"/>
+      <w:r>
+        <w:rPr>
+          <w:rFonts w:ascii="Times New Roman" w:hAnsi="Times New Roman" w:cs="Times New Roman"/>
+          <w:sz w:val="22"/>
+          <w:szCs w:val="22"/>
+        </w:rPr>
+        <w:t>RocMob</w:t>
+      </w:r>
+      <w:proofErr w:type="spellEnd"/>
+      <w:r>
+        <w:rPr>
+          <w:rFonts w:ascii="Times New Roman" w:hAnsi="Times New Roman" w:cs="Times New Roman"/>
+          <w:sz w:val="22"/>
+          <w:szCs w:val="22"/>
+        </w:rPr>
+        <w:t xml:space="preserve"> at Auburn University, a research group focused on cooperation and organizational behavior in modern work environments (</w:t>
+      </w:r>
+      <w:proofErr w:type="spellStart"/>
+      <w:r>
+        <w:rPr>
+          <w:rFonts w:ascii="Times New Roman" w:hAnsi="Times New Roman" w:cs="Times New Roman"/>
+          <w:sz w:val="22"/>
+          <w:szCs w:val="22"/>
+        </w:rPr>
+        <w:t>RocMob</w:t>
+      </w:r>
+      <w:proofErr w:type="spellEnd"/>
+      <w:r>
+        <w:rPr>
+          <w:rFonts w:ascii="Times New Roman" w:hAnsi="Times New Roman" w:cs="Times New Roman"/>
+          <w:sz w:val="22"/>
+          <w:szCs w:val="22"/>
+        </w:rPr>
+        <w:t xml:space="preserve">: Research on cooperation and modern organizational behavior). Organizational theory on cooperation was developed by studying face-to-face, manufacturing-style work arrangements. The </w:t>
+      </w:r>
+      <w:proofErr w:type="spellStart"/>
+      <w:r>
+        <w:rPr>
+          <w:rFonts w:ascii="Times New Roman" w:hAnsi="Times New Roman" w:cs="Times New Roman"/>
+          <w:sz w:val="22"/>
+          <w:szCs w:val="22"/>
+        </w:rPr>
+        <w:t>RobMob</w:t>
+      </w:r>
+      <w:proofErr w:type="spellEnd"/>
+      <w:r>
+        <w:rPr>
+          <w:rFonts w:ascii="Times New Roman" w:hAnsi="Times New Roman" w:cs="Times New Roman"/>
+          <w:sz w:val="22"/>
+          <w:szCs w:val="22"/>
+        </w:rPr>
+        <w:t xml:space="preserve"> examines how contemporary work environments (e.g., remote jobs, asynchronous teamwork, </w:t>
+      </w:r>
+      <w:r>
+        <w:rPr>
+          <w:rFonts w:ascii="Times New Roman" w:hAnsi="Times New Roman" w:cs="Times New Roman"/>
+          <w:sz w:val="22"/>
+          <w:szCs w:val="22"/>
+        </w:rPr>
+        <w:t xml:space="preserve">algorithms and </w:t>
+      </w:r>
+      <w:r>
+        <w:rPr>
+          <w:rFonts w:ascii="Times New Roman" w:hAnsi="Times New Roman" w:cs="Times New Roman"/>
+          <w:sz w:val="22"/>
+          <w:szCs w:val="22"/>
+        </w:rPr>
+        <w:t>AI-supported teams) influence employees’ abilities to cooperate, support one another, and remain productive.</w:t>
       </w:r>
     </w:p>
     <w:p>
@@ -1062,6 +1116,7 @@
         <w:t xml:space="preserve">Please see </w:t>
       </w:r>
       <w:hyperlink r:id="rId8" w:history="1">
+        <w:proofErr w:type="gramStart"/>
         <w:r>
           <w:rPr>
             <w:rStyle w:val="Hyperlink"/>
@@ -1069,20 +1124,21 @@
             <w:sz w:val="22"/>
             <w:szCs w:val="22"/>
           </w:rPr>
-          <w:t>my google scholar publication list.</w:t>
+          <w:t>my</w:t>
+        </w:r>
+        <w:proofErr w:type="gramEnd"/>
+        <w:r>
+          <w:rPr>
+            <w:rStyle w:val="Hyperlink"/>
+            <w:rFonts w:ascii="Times New Roman" w:hAnsi="Times New Roman" w:cs="Times New Roman"/>
+            <w:sz w:val="22"/>
+            <w:szCs w:val="22"/>
+          </w:rPr>
+          <w:t xml:space="preserve"> google scholar publication list.</w:t>
         </w:r>
       </w:hyperlink>
     </w:p>
     <w:p/>
-    <w:p>
-      <w:pPr>
-        <w:rPr>
-          <w:rFonts w:ascii="Times New Roman" w:hAnsi="Times New Roman" w:cs="Times New Roman"/>
-          <w:sz w:val="22"/>
-          <w:szCs w:val="22"/>
-        </w:rPr>
-      </w:pPr>
-    </w:p>
     <w:p>
       <w:pPr>
         <w:rPr>
@@ -1153,7 +1209,7 @@
     <w:sectPr>
       <w:headerReference w:type="default" r:id="rId10"/>
       <w:pgSz w:w="12240" w:h="15840"/>
-      <w:pgMar w:top="1440" w:right="1440" w:bottom="1440" w:left="1440" w:header="720" w:footer="720" w:gutter="0"/>
+      <w:pgMar w:top="1440" w:right="1440" w:bottom="806" w:left="1440" w:header="720" w:footer="720" w:gutter="0"/>
       <w:cols w:space="720"/>
       <w:docGrid w:linePitch="360"/>
     </w:sectPr>

--- a/misc/dishop-cv-sleek.docx
+++ b/misc/dishop-cv-sleek.docx
@@ -1,6 +1,6 @@
 
 <file path=word/document.xml><?xml version="1.0" encoding="utf-8"?>
-<w:document xmlns:wpc="http://schemas.microsoft.com/office/word/2010/wordprocessingCanvas" xmlns:cx="http://schemas.microsoft.com/office/drawing/2014/chartex" xmlns:cx1="http://schemas.microsoft.com/office/drawing/2015/9/8/chartex" xmlns:cx2="http://schemas.microsoft.com/office/drawing/2015/10/21/chartex" xmlns:cx3="http://schemas.microsoft.com/office/drawing/2016/5/9/chartex" xmlns:cx4="http://schemas.microsoft.com/office/drawing/2016/5/10/chartex" xmlns:cx5="http://schemas.microsoft.com/office/drawing/2016/5/11/chartex" xmlns:cx6="http://schemas.microsoft.com/office/drawing/2016/5/12/chartex" xmlns:cx7="http://schemas.microsoft.com/office/drawing/2016/5/13/chartex" xmlns:cx8="http://schemas.microsoft.com/office/drawing/2016/5/14/chartex" xmlns:mc="http://schemas.openxmlformats.org/markup-compatibility/2006" xmlns:aink="http://schemas.microsoft.com/office/drawing/2016/ink" xmlns:am3d="http://schemas.microsoft.com/office/drawing/2017/model3d" xmlns:o="urn:schemas-microsoft-com:office:office" xmlns:oel="http://schemas.microsoft.com/office/2019/extlst" xmlns:r="http://schemas.openxmlformats.org/officeDocument/2006/relationships" xmlns:m="http://schemas.openxmlformats.org/officeDocument/2006/math" xmlns:v="urn:schemas-microsoft-com:vml" xmlns:wp14="http://schemas.microsoft.com/office/word/2010/wordprocessingDrawing" xmlns:wp="http://schemas.openxmlformats.org/drawingml/2006/wordprocessingDrawing" xmlns:w10="urn:schemas-microsoft-com:office:word" xmlns:w="http://schemas.openxmlformats.org/wordprocessingml/2006/main" xmlns:w14="http://schemas.microsoft.com/office/word/2010/wordml" xmlns:w15="http://schemas.microsoft.com/office/word/2012/wordml" xmlns:w16cex="http://schemas.microsoft.com/office/word/2018/wordml/cex" xmlns:w16cid="http://schemas.microsoft.com/office/word/2016/wordml/cid" xmlns:w16="http://schemas.microsoft.com/office/word/2018/wordml" xmlns:w16du="http://schemas.microsoft.com/office/word/2023/wordml/word16du" xmlns:w16sdtdh="http://schemas.microsoft.com/office/word/2020/wordml/sdtdatahash" xmlns:w16sdtfl="http://schemas.microsoft.com/office/word/2024/wordml/sdtformatlock" xmlns:w16se="http://schemas.microsoft.com/office/word/2015/wordml/symex" xmlns:wpg="http://schemas.microsoft.com/office/word/2010/wordprocessingGroup" xmlns:wpi="http://schemas.microsoft.com/office/word/2010/wordprocessingInk" xmlns:wne="http://schemas.microsoft.com/office/word/2006/wordml" xmlns:wps="http://schemas.microsoft.com/office/word/2010/wordprocessingShape" mc:Ignorable="w14 w15 w16se w16cid w16 w16cex w16sdtdh w16sdtfl w16du wp14">
+<w:document xmlns:wpc="http://schemas.microsoft.com/office/word/2010/wordprocessingCanvas" xmlns:cx="http://schemas.microsoft.com/office/drawing/2014/chartex" xmlns:cx1="http://schemas.microsoft.com/office/drawing/2015/9/8/chartex" xmlns:cx2="http://schemas.microsoft.com/office/drawing/2015/10/21/chartex" xmlns:cx3="http://schemas.microsoft.com/office/drawing/2016/5/9/chartex" xmlns:cx4="http://schemas.microsoft.com/office/drawing/2016/5/10/chartex" xmlns:cx5="http://schemas.microsoft.com/office/drawing/2016/5/11/chartex" xmlns:cx6="http://schemas.microsoft.com/office/drawing/2016/5/12/chartex" xmlns:cx7="http://schemas.microsoft.com/office/drawing/2016/5/13/chartex" xmlns:cx8="http://schemas.microsoft.com/office/drawing/2016/5/14/chartex" xmlns:mc="http://schemas.openxmlformats.org/markup-compatibility/2006" xmlns:aink="http://schemas.microsoft.com/office/drawing/2016/ink" xmlns:am3d="http://schemas.microsoft.com/office/drawing/2017/model3d" xmlns:o="urn:schemas-microsoft-com:office:office" xmlns:oel="http://schemas.microsoft.com/office/2019/extlst" xmlns:r="http://schemas.openxmlformats.org/officeDocument/2006/relationships" xmlns:m="http://schemas.openxmlformats.org/officeDocument/2006/math" xmlns:v="urn:schemas-microsoft-com:vml" xmlns:wp14="http://schemas.microsoft.com/office/word/2010/wordprocessingDrawing" xmlns:wp="http://schemas.openxmlformats.org/drawingml/2006/wordprocessingDrawing" xmlns:w10="urn:schemas-microsoft-com:office:word" xmlns:w="http://schemas.openxmlformats.org/wordprocessingml/2006/main" xmlns:w14="http://schemas.microsoft.com/office/word/2010/wordml" xmlns:w15="http://schemas.microsoft.com/office/word/2012/wordml" xmlns:w16cex="http://schemas.microsoft.com/office/word/2018/wordml/cex" xmlns:w16cid="http://schemas.microsoft.com/office/word/2016/wordml/cid" xmlns:w16="http://schemas.microsoft.com/office/word/2018/wordml" xmlns:w16sdtdh="http://schemas.microsoft.com/office/word/2020/wordml/sdtdatahash" xmlns:w16se="http://schemas.microsoft.com/office/word/2015/wordml/symex" xmlns:wpg="http://schemas.microsoft.com/office/word/2010/wordprocessingGroup" xmlns:wpi="http://schemas.microsoft.com/office/word/2010/wordprocessingInk" xmlns:wne="http://schemas.microsoft.com/office/word/2006/wordml" xmlns:wps="http://schemas.microsoft.com/office/word/2010/wordprocessingShape" mc:Ignorable="w14 w15 w16se w16cid w16 w16cex w16sdtdh wp14">
   <w:body>
     <w:tbl>
       <w:tblPr>
@@ -995,7 +995,23 @@
           <w:sz w:val="22"/>
           <w:szCs w:val="22"/>
         </w:rPr>
-        <w:t xml:space="preserve"> at Auburn University, a research group focused on cooperation and organizational behavior in modern work environments (</w:t>
+        <w:t xml:space="preserve"> at Auburn University, a research group focused on cooperation and organizational behavior in modern work environments</w:t>
+      </w:r>
+      <w:r>
+        <w:rPr>
+          <w:rFonts w:ascii="Times New Roman" w:hAnsi="Times New Roman" w:cs="Times New Roman"/>
+          <w:sz w:val="22"/>
+          <w:szCs w:val="22"/>
+        </w:rPr>
+        <w:t xml:space="preserve">. </w:t>
+      </w:r>
+      <w:r>
+        <w:rPr>
+          <w:rFonts w:ascii="Times New Roman" w:hAnsi="Times New Roman" w:cs="Times New Roman"/>
+          <w:sz w:val="22"/>
+          <w:szCs w:val="22"/>
+        </w:rPr>
+        <w:t xml:space="preserve">Organizational theory on cooperation was developed by studying face-to-face, manufacturing-style work arrangements. The </w:t>
       </w:r>
       <w:proofErr w:type="spellStart"/>
       <w:r>
@@ -1004,7 +1020,23 @@
           <w:sz w:val="22"/>
           <w:szCs w:val="22"/>
         </w:rPr>
-        <w:t>RocMob</w:t>
+        <w:t>Ro</w:t>
+      </w:r>
+      <w:r>
+        <w:rPr>
+          <w:rFonts w:ascii="Times New Roman" w:hAnsi="Times New Roman" w:cs="Times New Roman"/>
+          <w:sz w:val="22"/>
+          <w:szCs w:val="22"/>
+        </w:rPr>
+        <w:t>c</w:t>
+      </w:r>
+      <w:r>
+        <w:rPr>
+          <w:rFonts w:ascii="Times New Roman" w:hAnsi="Times New Roman" w:cs="Times New Roman"/>
+          <w:sz w:val="22"/>
+          <w:szCs w:val="22"/>
+        </w:rPr>
+        <w:t>Mob</w:t>
       </w:r>
       <w:proofErr w:type="spellEnd"/>
       <w:r>
@@ -1013,33 +1045,25 @@
           <w:sz w:val="22"/>
           <w:szCs w:val="22"/>
         </w:rPr>
-        <w:t xml:space="preserve">: Research on cooperation and modern organizational behavior). Organizational theory on cooperation was developed by studying face-to-face, manufacturing-style work arrangements. The </w:t>
-      </w:r>
-      <w:proofErr w:type="spellStart"/>
-      <w:r>
-        <w:rPr>
-          <w:rFonts w:ascii="Times New Roman" w:hAnsi="Times New Roman" w:cs="Times New Roman"/>
-          <w:sz w:val="22"/>
-          <w:szCs w:val="22"/>
-        </w:rPr>
-        <w:t>RobMob</w:t>
-      </w:r>
-      <w:proofErr w:type="spellEnd"/>
-      <w:r>
-        <w:rPr>
-          <w:rFonts w:ascii="Times New Roman" w:hAnsi="Times New Roman" w:cs="Times New Roman"/>
-          <w:sz w:val="22"/>
-          <w:szCs w:val="22"/>
-        </w:rPr>
         <w:t xml:space="preserve"> examines how contemporary work environments (e.g., remote jobs, asynchronous teamwork, </w:t>
       </w:r>
-      <w:r>
-        <w:rPr>
-          <w:rFonts w:ascii="Times New Roman" w:hAnsi="Times New Roman" w:cs="Times New Roman"/>
-          <w:sz w:val="22"/>
-          <w:szCs w:val="22"/>
-        </w:rPr>
-        <w:t xml:space="preserve">algorithms and </w:t>
+      <w:proofErr w:type="gramStart"/>
+      <w:r>
+        <w:rPr>
+          <w:rFonts w:ascii="Times New Roman" w:hAnsi="Times New Roman" w:cs="Times New Roman"/>
+          <w:sz w:val="22"/>
+          <w:szCs w:val="22"/>
+        </w:rPr>
+        <w:t>algorithms</w:t>
+      </w:r>
+      <w:proofErr w:type="gramEnd"/>
+      <w:r>
+        <w:rPr>
+          <w:rFonts w:ascii="Times New Roman" w:hAnsi="Times New Roman" w:cs="Times New Roman"/>
+          <w:sz w:val="22"/>
+          <w:szCs w:val="22"/>
+        </w:rPr>
+        <w:t xml:space="preserve"> and </w:t>
       </w:r>
       <w:r>
         <w:rPr>
@@ -1218,7 +1242,7 @@
 </file>
 
 <file path=word/endnotes.xml><?xml version="1.0" encoding="utf-8"?>
-<w:endnotes xmlns:wpc="http://schemas.microsoft.com/office/word/2010/wordprocessingCanvas" xmlns:cx="http://schemas.microsoft.com/office/drawing/2014/chartex" xmlns:cx1="http://schemas.microsoft.com/office/drawing/2015/9/8/chartex" xmlns:cx2="http://schemas.microsoft.com/office/drawing/2015/10/21/chartex" xmlns:cx3="http://schemas.microsoft.com/office/drawing/2016/5/9/chartex" xmlns:cx4="http://schemas.microsoft.com/office/drawing/2016/5/10/chartex" xmlns:cx5="http://schemas.microsoft.com/office/drawing/2016/5/11/chartex" xmlns:cx6="http://schemas.microsoft.com/office/drawing/2016/5/12/chartex" xmlns:cx7="http://schemas.microsoft.com/office/drawing/2016/5/13/chartex" xmlns:cx8="http://schemas.microsoft.com/office/drawing/2016/5/14/chartex" xmlns:mc="http://schemas.openxmlformats.org/markup-compatibility/2006" xmlns:aink="http://schemas.microsoft.com/office/drawing/2016/ink" xmlns:am3d="http://schemas.microsoft.com/office/drawing/2017/model3d" xmlns:o="urn:schemas-microsoft-com:office:office" xmlns:oel="http://schemas.microsoft.com/office/2019/extlst" xmlns:r="http://schemas.openxmlformats.org/officeDocument/2006/relationships" xmlns:m="http://schemas.openxmlformats.org/officeDocument/2006/math" xmlns:v="urn:schemas-microsoft-com:vml" xmlns:wp14="http://schemas.microsoft.com/office/word/2010/wordprocessingDrawing" xmlns:wp="http://schemas.openxmlformats.org/drawingml/2006/wordprocessingDrawing" xmlns:w10="urn:schemas-microsoft-com:office:word" xmlns:w="http://schemas.openxmlformats.org/wordprocessingml/2006/main" xmlns:w14="http://schemas.microsoft.com/office/word/2010/wordml" xmlns:w15="http://schemas.microsoft.com/office/word/2012/wordml" xmlns:w16cex="http://schemas.microsoft.com/office/word/2018/wordml/cex" xmlns:w16cid="http://schemas.microsoft.com/office/word/2016/wordml/cid" xmlns:w16="http://schemas.microsoft.com/office/word/2018/wordml" xmlns:w16du="http://schemas.microsoft.com/office/word/2023/wordml/word16du" xmlns:w16sdtdh="http://schemas.microsoft.com/office/word/2020/wordml/sdtdatahash" xmlns:w16sdtfl="http://schemas.microsoft.com/office/word/2024/wordml/sdtformatlock" xmlns:w16se="http://schemas.microsoft.com/office/word/2015/wordml/symex" xmlns:wpg="http://schemas.microsoft.com/office/word/2010/wordprocessingGroup" xmlns:wpi="http://schemas.microsoft.com/office/word/2010/wordprocessingInk" xmlns:wne="http://schemas.microsoft.com/office/word/2006/wordml" xmlns:wps="http://schemas.microsoft.com/office/word/2010/wordprocessingShape" mc:Ignorable="w14 w15 w16se w16cid w16 w16cex w16sdtdh w16sdtfl w16du wp14">
+<w:endnotes xmlns:wpc="http://schemas.microsoft.com/office/word/2010/wordprocessingCanvas" xmlns:cx="http://schemas.microsoft.com/office/drawing/2014/chartex" xmlns:cx1="http://schemas.microsoft.com/office/drawing/2015/9/8/chartex" xmlns:cx2="http://schemas.microsoft.com/office/drawing/2015/10/21/chartex" xmlns:cx3="http://schemas.microsoft.com/office/drawing/2016/5/9/chartex" xmlns:cx4="http://schemas.microsoft.com/office/drawing/2016/5/10/chartex" xmlns:cx5="http://schemas.microsoft.com/office/drawing/2016/5/11/chartex" xmlns:cx6="http://schemas.microsoft.com/office/drawing/2016/5/12/chartex" xmlns:cx7="http://schemas.microsoft.com/office/drawing/2016/5/13/chartex" xmlns:cx8="http://schemas.microsoft.com/office/drawing/2016/5/14/chartex" xmlns:mc="http://schemas.openxmlformats.org/markup-compatibility/2006" xmlns:aink="http://schemas.microsoft.com/office/drawing/2016/ink" xmlns:am3d="http://schemas.microsoft.com/office/drawing/2017/model3d" xmlns:o="urn:schemas-microsoft-com:office:office" xmlns:oel="http://schemas.microsoft.com/office/2019/extlst" xmlns:r="http://schemas.openxmlformats.org/officeDocument/2006/relationships" xmlns:m="http://schemas.openxmlformats.org/officeDocument/2006/math" xmlns:v="urn:schemas-microsoft-com:vml" xmlns:wp14="http://schemas.microsoft.com/office/word/2010/wordprocessingDrawing" xmlns:wp="http://schemas.openxmlformats.org/drawingml/2006/wordprocessingDrawing" xmlns:w10="urn:schemas-microsoft-com:office:word" xmlns:w="http://schemas.openxmlformats.org/wordprocessingml/2006/main" xmlns:w14="http://schemas.microsoft.com/office/word/2010/wordml" xmlns:w15="http://schemas.microsoft.com/office/word/2012/wordml" xmlns:w16cex="http://schemas.microsoft.com/office/word/2018/wordml/cex" xmlns:w16cid="http://schemas.microsoft.com/office/word/2016/wordml/cid" xmlns:w16="http://schemas.microsoft.com/office/word/2018/wordml" xmlns:w16sdtdh="http://schemas.microsoft.com/office/word/2020/wordml/sdtdatahash" xmlns:w16se="http://schemas.microsoft.com/office/word/2015/wordml/symex" xmlns:wpg="http://schemas.microsoft.com/office/word/2010/wordprocessingGroup" xmlns:wpi="http://schemas.microsoft.com/office/word/2010/wordprocessingInk" xmlns:wne="http://schemas.microsoft.com/office/word/2006/wordml" xmlns:wps="http://schemas.microsoft.com/office/word/2010/wordprocessingShape" mc:Ignorable="w14 w15 w16se w16cid w16 w16cex w16sdtdh wp14">
   <w:endnote w:type="separator" w:id="-1">
     <w:p>
       <w:r>
@@ -1237,7 +1261,7 @@
 </file>
 
 <file path=word/footnotes.xml><?xml version="1.0" encoding="utf-8"?>
-<w:footnotes xmlns:wpc="http://schemas.microsoft.com/office/word/2010/wordprocessingCanvas" xmlns:cx="http://schemas.microsoft.com/office/drawing/2014/chartex" xmlns:cx1="http://schemas.microsoft.com/office/drawing/2015/9/8/chartex" xmlns:cx2="http://schemas.microsoft.com/office/drawing/2015/10/21/chartex" xmlns:cx3="http://schemas.microsoft.com/office/drawing/2016/5/9/chartex" xmlns:cx4="http://schemas.microsoft.com/office/drawing/2016/5/10/chartex" xmlns:cx5="http://schemas.microsoft.com/office/drawing/2016/5/11/chartex" xmlns:cx6="http://schemas.microsoft.com/office/drawing/2016/5/12/chartex" xmlns:cx7="http://schemas.microsoft.com/office/drawing/2016/5/13/chartex" xmlns:cx8="http://schemas.microsoft.com/office/drawing/2016/5/14/chartex" xmlns:mc="http://schemas.openxmlformats.org/markup-compatibility/2006" xmlns:aink="http://schemas.microsoft.com/office/drawing/2016/ink" xmlns:am3d="http://schemas.microsoft.com/office/drawing/2017/model3d" xmlns:o="urn:schemas-microsoft-com:office:office" xmlns:oel="http://schemas.microsoft.com/office/2019/extlst" xmlns:r="http://schemas.openxmlformats.org/officeDocument/2006/relationships" xmlns:m="http://schemas.openxmlformats.org/officeDocument/2006/math" xmlns:v="urn:schemas-microsoft-com:vml" xmlns:wp14="http://schemas.microsoft.com/office/word/2010/wordprocessingDrawing" xmlns:wp="http://schemas.openxmlformats.org/drawingml/2006/wordprocessingDrawing" xmlns:w10="urn:schemas-microsoft-com:office:word" xmlns:w="http://schemas.openxmlformats.org/wordprocessingml/2006/main" xmlns:w14="http://schemas.microsoft.com/office/word/2010/wordml" xmlns:w15="http://schemas.microsoft.com/office/word/2012/wordml" xmlns:w16cex="http://schemas.microsoft.com/office/word/2018/wordml/cex" xmlns:w16cid="http://schemas.microsoft.com/office/word/2016/wordml/cid" xmlns:w16="http://schemas.microsoft.com/office/word/2018/wordml" xmlns:w16du="http://schemas.microsoft.com/office/word/2023/wordml/word16du" xmlns:w16sdtdh="http://schemas.microsoft.com/office/word/2020/wordml/sdtdatahash" xmlns:w16sdtfl="http://schemas.microsoft.com/office/word/2024/wordml/sdtformatlock" xmlns:w16se="http://schemas.microsoft.com/office/word/2015/wordml/symex" xmlns:wpg="http://schemas.microsoft.com/office/word/2010/wordprocessingGroup" xmlns:wpi="http://schemas.microsoft.com/office/word/2010/wordprocessingInk" xmlns:wne="http://schemas.microsoft.com/office/word/2006/wordml" xmlns:wps="http://schemas.microsoft.com/office/word/2010/wordprocessingShape" mc:Ignorable="w14 w15 w16se w16cid w16 w16cex w16sdtdh w16sdtfl w16du wp14">
+<w:footnotes xmlns:wpc="http://schemas.microsoft.com/office/word/2010/wordprocessingCanvas" xmlns:cx="http://schemas.microsoft.com/office/drawing/2014/chartex" xmlns:cx1="http://schemas.microsoft.com/office/drawing/2015/9/8/chartex" xmlns:cx2="http://schemas.microsoft.com/office/drawing/2015/10/21/chartex" xmlns:cx3="http://schemas.microsoft.com/office/drawing/2016/5/9/chartex" xmlns:cx4="http://schemas.microsoft.com/office/drawing/2016/5/10/chartex" xmlns:cx5="http://schemas.microsoft.com/office/drawing/2016/5/11/chartex" xmlns:cx6="http://schemas.microsoft.com/office/drawing/2016/5/12/chartex" xmlns:cx7="http://schemas.microsoft.com/office/drawing/2016/5/13/chartex" xmlns:cx8="http://schemas.microsoft.com/office/drawing/2016/5/14/chartex" xmlns:mc="http://schemas.openxmlformats.org/markup-compatibility/2006" xmlns:aink="http://schemas.microsoft.com/office/drawing/2016/ink" xmlns:am3d="http://schemas.microsoft.com/office/drawing/2017/model3d" xmlns:o="urn:schemas-microsoft-com:office:office" xmlns:oel="http://schemas.microsoft.com/office/2019/extlst" xmlns:r="http://schemas.openxmlformats.org/officeDocument/2006/relationships" xmlns:m="http://schemas.openxmlformats.org/officeDocument/2006/math" xmlns:v="urn:schemas-microsoft-com:vml" xmlns:wp14="http://schemas.microsoft.com/office/word/2010/wordprocessingDrawing" xmlns:wp="http://schemas.openxmlformats.org/drawingml/2006/wordprocessingDrawing" xmlns:w10="urn:schemas-microsoft-com:office:word" xmlns:w="http://schemas.openxmlformats.org/wordprocessingml/2006/main" xmlns:w14="http://schemas.microsoft.com/office/word/2010/wordml" xmlns:w15="http://schemas.microsoft.com/office/word/2012/wordml" xmlns:w16cex="http://schemas.microsoft.com/office/word/2018/wordml/cex" xmlns:w16cid="http://schemas.microsoft.com/office/word/2016/wordml/cid" xmlns:w16="http://schemas.microsoft.com/office/word/2018/wordml" xmlns:w16sdtdh="http://schemas.microsoft.com/office/word/2020/wordml/sdtdatahash" xmlns:w16se="http://schemas.microsoft.com/office/word/2015/wordml/symex" xmlns:wpg="http://schemas.microsoft.com/office/word/2010/wordprocessingGroup" xmlns:wpi="http://schemas.microsoft.com/office/word/2010/wordprocessingInk" xmlns:wne="http://schemas.microsoft.com/office/word/2006/wordml" xmlns:wps="http://schemas.microsoft.com/office/word/2010/wordprocessingShape" mc:Ignorable="w14 w15 w16se w16cid w16 w16cex w16sdtdh wp14">
   <w:footnote w:type="separator" w:id="-1">
     <w:p>
       <w:r>
@@ -1256,7 +1280,7 @@
 </file>
 
 <file path=word/header1.xml><?xml version="1.0" encoding="utf-8"?>
-<w:hdr xmlns:wpc="http://schemas.microsoft.com/office/word/2010/wordprocessingCanvas" xmlns:cx="http://schemas.microsoft.com/office/drawing/2014/chartex" xmlns:cx1="http://schemas.microsoft.com/office/drawing/2015/9/8/chartex" xmlns:cx2="http://schemas.microsoft.com/office/drawing/2015/10/21/chartex" xmlns:cx3="http://schemas.microsoft.com/office/drawing/2016/5/9/chartex" xmlns:cx4="http://schemas.microsoft.com/office/drawing/2016/5/10/chartex" xmlns:cx5="http://schemas.microsoft.com/office/drawing/2016/5/11/chartex" xmlns:cx6="http://schemas.microsoft.com/office/drawing/2016/5/12/chartex" xmlns:cx7="http://schemas.microsoft.com/office/drawing/2016/5/13/chartex" xmlns:cx8="http://schemas.microsoft.com/office/drawing/2016/5/14/chartex" xmlns:mc="http://schemas.openxmlformats.org/markup-compatibility/2006" xmlns:aink="http://schemas.microsoft.com/office/drawing/2016/ink" xmlns:am3d="http://schemas.microsoft.com/office/drawing/2017/model3d" xmlns:o="urn:schemas-microsoft-com:office:office" xmlns:oel="http://schemas.microsoft.com/office/2019/extlst" xmlns:r="http://schemas.openxmlformats.org/officeDocument/2006/relationships" xmlns:m="http://schemas.openxmlformats.org/officeDocument/2006/math" xmlns:v="urn:schemas-microsoft-com:vml" xmlns:wp14="http://schemas.microsoft.com/office/word/2010/wordprocessingDrawing" xmlns:wp="http://schemas.openxmlformats.org/drawingml/2006/wordprocessingDrawing" xmlns:w10="urn:schemas-microsoft-com:office:word" xmlns:w="http://schemas.openxmlformats.org/wordprocessingml/2006/main" xmlns:w14="http://schemas.microsoft.com/office/word/2010/wordml" xmlns:w15="http://schemas.microsoft.com/office/word/2012/wordml" xmlns:w16cex="http://schemas.microsoft.com/office/word/2018/wordml/cex" xmlns:w16cid="http://schemas.microsoft.com/office/word/2016/wordml/cid" xmlns:w16="http://schemas.microsoft.com/office/word/2018/wordml" xmlns:w16du="http://schemas.microsoft.com/office/word/2023/wordml/word16du" xmlns:w16sdtdh="http://schemas.microsoft.com/office/word/2020/wordml/sdtdatahash" xmlns:w16sdtfl="http://schemas.microsoft.com/office/word/2024/wordml/sdtformatlock" xmlns:w16se="http://schemas.microsoft.com/office/word/2015/wordml/symex" xmlns:wpg="http://schemas.microsoft.com/office/word/2010/wordprocessingGroup" xmlns:wpi="http://schemas.microsoft.com/office/word/2010/wordprocessingInk" xmlns:wne="http://schemas.microsoft.com/office/word/2006/wordml" xmlns:wps="http://schemas.microsoft.com/office/word/2010/wordprocessingShape" mc:Ignorable="w14 w15 w16se w16cid w16 w16cex w16sdtdh w16sdtfl w16du wp14">
+<w:hdr xmlns:wpc="http://schemas.microsoft.com/office/word/2010/wordprocessingCanvas" xmlns:cx="http://schemas.microsoft.com/office/drawing/2014/chartex" xmlns:cx1="http://schemas.microsoft.com/office/drawing/2015/9/8/chartex" xmlns:cx2="http://schemas.microsoft.com/office/drawing/2015/10/21/chartex" xmlns:cx3="http://schemas.microsoft.com/office/drawing/2016/5/9/chartex" xmlns:cx4="http://schemas.microsoft.com/office/drawing/2016/5/10/chartex" xmlns:cx5="http://schemas.microsoft.com/office/drawing/2016/5/11/chartex" xmlns:cx6="http://schemas.microsoft.com/office/drawing/2016/5/12/chartex" xmlns:cx7="http://schemas.microsoft.com/office/drawing/2016/5/13/chartex" xmlns:cx8="http://schemas.microsoft.com/office/drawing/2016/5/14/chartex" xmlns:mc="http://schemas.openxmlformats.org/markup-compatibility/2006" xmlns:aink="http://schemas.microsoft.com/office/drawing/2016/ink" xmlns:am3d="http://schemas.microsoft.com/office/drawing/2017/model3d" xmlns:o="urn:schemas-microsoft-com:office:office" xmlns:oel="http://schemas.microsoft.com/office/2019/extlst" xmlns:r="http://schemas.openxmlformats.org/officeDocument/2006/relationships" xmlns:m="http://schemas.openxmlformats.org/officeDocument/2006/math" xmlns:v="urn:schemas-microsoft-com:vml" xmlns:wp14="http://schemas.microsoft.com/office/word/2010/wordprocessingDrawing" xmlns:wp="http://schemas.openxmlformats.org/drawingml/2006/wordprocessingDrawing" xmlns:w10="urn:schemas-microsoft-com:office:word" xmlns:w="http://schemas.openxmlformats.org/wordprocessingml/2006/main" xmlns:w14="http://schemas.microsoft.com/office/word/2010/wordml" xmlns:w15="http://schemas.microsoft.com/office/word/2012/wordml" xmlns:w16cex="http://schemas.microsoft.com/office/word/2018/wordml/cex" xmlns:w16cid="http://schemas.microsoft.com/office/word/2016/wordml/cid" xmlns:w16="http://schemas.microsoft.com/office/word/2018/wordml" xmlns:w16sdtdh="http://schemas.microsoft.com/office/word/2020/wordml/sdtdatahash" xmlns:w16se="http://schemas.microsoft.com/office/word/2015/wordml/symex" xmlns:wpg="http://schemas.microsoft.com/office/word/2010/wordprocessingGroup" xmlns:wpi="http://schemas.microsoft.com/office/word/2010/wordprocessingInk" xmlns:wne="http://schemas.microsoft.com/office/word/2006/wordml" xmlns:wps="http://schemas.microsoft.com/office/word/2010/wordprocessingShape" mc:Ignorable="w14 w15 w16se w16cid w16 w16cex w16sdtdh wp14">
   <w:p>
     <w:pPr>
       <w:pStyle w:val="Header"/>
@@ -1281,7 +1305,7 @@
 </file>
 
 <file path=word/numbering.xml><?xml version="1.0" encoding="utf-8"?>
-<w:numbering xmlns:wpc="http://schemas.microsoft.com/office/word/2010/wordprocessingCanvas" xmlns:cx="http://schemas.microsoft.com/office/drawing/2014/chartex" xmlns:cx1="http://schemas.microsoft.com/office/drawing/2015/9/8/chartex" xmlns:cx2="http://schemas.microsoft.com/office/drawing/2015/10/21/chartex" xmlns:cx3="http://schemas.microsoft.com/office/drawing/2016/5/9/chartex" xmlns:cx4="http://schemas.microsoft.com/office/drawing/2016/5/10/chartex" xmlns:cx5="http://schemas.microsoft.com/office/drawing/2016/5/11/chartex" xmlns:cx6="http://schemas.microsoft.com/office/drawing/2016/5/12/chartex" xmlns:cx7="http://schemas.microsoft.com/office/drawing/2016/5/13/chartex" xmlns:cx8="http://schemas.microsoft.com/office/drawing/2016/5/14/chartex" xmlns:mc="http://schemas.openxmlformats.org/markup-compatibility/2006" xmlns:aink="http://schemas.microsoft.com/office/drawing/2016/ink" xmlns:am3d="http://schemas.microsoft.com/office/drawing/2017/model3d" xmlns:o="urn:schemas-microsoft-com:office:office" xmlns:oel="http://schemas.microsoft.com/office/2019/extlst" xmlns:r="http://schemas.openxmlformats.org/officeDocument/2006/relationships" xmlns:m="http://schemas.openxmlformats.org/officeDocument/2006/math" xmlns:v="urn:schemas-microsoft-com:vml" xmlns:wp14="http://schemas.microsoft.com/office/word/2010/wordprocessingDrawing" xmlns:wp="http://schemas.openxmlformats.org/drawingml/2006/wordprocessingDrawing" xmlns:w10="urn:schemas-microsoft-com:office:word" xmlns:w="http://schemas.openxmlformats.org/wordprocessingml/2006/main" xmlns:w14="http://schemas.microsoft.com/office/word/2010/wordml" xmlns:w15="http://schemas.microsoft.com/office/word/2012/wordml" xmlns:w16cex="http://schemas.microsoft.com/office/word/2018/wordml/cex" xmlns:w16cid="http://schemas.microsoft.com/office/word/2016/wordml/cid" xmlns:w16="http://schemas.microsoft.com/office/word/2018/wordml" xmlns:w16du="http://schemas.microsoft.com/office/word/2023/wordml/word16du" xmlns:w16sdtdh="http://schemas.microsoft.com/office/word/2020/wordml/sdtdatahash" xmlns:w16sdtfl="http://schemas.microsoft.com/office/word/2024/wordml/sdtformatlock" xmlns:w16se="http://schemas.microsoft.com/office/word/2015/wordml/symex" xmlns:wpg="http://schemas.microsoft.com/office/word/2010/wordprocessingGroup" xmlns:wpi="http://schemas.microsoft.com/office/word/2010/wordprocessingInk" xmlns:wne="http://schemas.microsoft.com/office/word/2006/wordml" xmlns:wps="http://schemas.microsoft.com/office/word/2010/wordprocessingShape" mc:Ignorable="w14 w15 w16se w16cid w16 w16cex w16sdtdh w16sdtfl w16du wp14">
+<w:numbering xmlns:wpc="http://schemas.microsoft.com/office/word/2010/wordprocessingCanvas" xmlns:cx="http://schemas.microsoft.com/office/drawing/2014/chartex" xmlns:cx1="http://schemas.microsoft.com/office/drawing/2015/9/8/chartex" xmlns:cx2="http://schemas.microsoft.com/office/drawing/2015/10/21/chartex" xmlns:cx3="http://schemas.microsoft.com/office/drawing/2016/5/9/chartex" xmlns:cx4="http://schemas.microsoft.com/office/drawing/2016/5/10/chartex" xmlns:cx5="http://schemas.microsoft.com/office/drawing/2016/5/11/chartex" xmlns:cx6="http://schemas.microsoft.com/office/drawing/2016/5/12/chartex" xmlns:cx7="http://schemas.microsoft.com/office/drawing/2016/5/13/chartex" xmlns:cx8="http://schemas.microsoft.com/office/drawing/2016/5/14/chartex" xmlns:mc="http://schemas.openxmlformats.org/markup-compatibility/2006" xmlns:aink="http://schemas.microsoft.com/office/drawing/2016/ink" xmlns:am3d="http://schemas.microsoft.com/office/drawing/2017/model3d" xmlns:o="urn:schemas-microsoft-com:office:office" xmlns:oel="http://schemas.microsoft.com/office/2019/extlst" xmlns:r="http://schemas.openxmlformats.org/officeDocument/2006/relationships" xmlns:m="http://schemas.openxmlformats.org/officeDocument/2006/math" xmlns:v="urn:schemas-microsoft-com:vml" xmlns:wp14="http://schemas.microsoft.com/office/word/2010/wordprocessingDrawing" xmlns:wp="http://schemas.openxmlformats.org/drawingml/2006/wordprocessingDrawing" xmlns:w10="urn:schemas-microsoft-com:office:word" xmlns:w="http://schemas.openxmlformats.org/wordprocessingml/2006/main" xmlns:w14="http://schemas.microsoft.com/office/word/2010/wordml" xmlns:w15="http://schemas.microsoft.com/office/word/2012/wordml" xmlns:w16cex="http://schemas.microsoft.com/office/word/2018/wordml/cex" xmlns:w16cid="http://schemas.microsoft.com/office/word/2016/wordml/cid" xmlns:w16="http://schemas.microsoft.com/office/word/2018/wordml" xmlns:w16sdtdh="http://schemas.microsoft.com/office/word/2020/wordml/sdtdatahash" xmlns:w16se="http://schemas.microsoft.com/office/word/2015/wordml/symex" xmlns:wpg="http://schemas.microsoft.com/office/word/2010/wordprocessingGroup" xmlns:wpi="http://schemas.microsoft.com/office/word/2010/wordprocessingInk" xmlns:wne="http://schemas.microsoft.com/office/word/2006/wordml" xmlns:wps="http://schemas.microsoft.com/office/word/2010/wordprocessingShape" mc:Ignorable="w14 w15 w16se w16cid w16 w16cex w16sdtdh wp14">
   <w:abstractNum w:abstractNumId="0" w15:restartNumberingAfterBreak="0">
     <w:nsid w:val="0211652A"/>
     <w:multiLevelType w:val="hybridMultilevel"/>
@@ -2565,7 +2589,7 @@
 </file>
 
 <file path=word/styles.xml><?xml version="1.0" encoding="utf-8"?>
-<w:styles xmlns:mc="http://schemas.openxmlformats.org/markup-compatibility/2006" xmlns:r="http://schemas.openxmlformats.org/officeDocument/2006/relationships" xmlns:w="http://schemas.openxmlformats.org/wordprocessingml/2006/main" xmlns:w14="http://schemas.microsoft.com/office/word/2010/wordml" xmlns:w15="http://schemas.microsoft.com/office/word/2012/wordml" xmlns:w16cex="http://schemas.microsoft.com/office/word/2018/wordml/cex" xmlns:w16cid="http://schemas.microsoft.com/office/word/2016/wordml/cid" xmlns:w16="http://schemas.microsoft.com/office/word/2018/wordml" xmlns:w16du="http://schemas.microsoft.com/office/word/2023/wordml/word16du" xmlns:w16sdtdh="http://schemas.microsoft.com/office/word/2020/wordml/sdtdatahash" xmlns:w16sdtfl="http://schemas.microsoft.com/office/word/2024/wordml/sdtformatlock" xmlns:w16se="http://schemas.microsoft.com/office/word/2015/wordml/symex" mc:Ignorable="w14 w15 w16se w16cid w16 w16cex w16sdtdh w16sdtfl w16du">
+<w:styles xmlns:mc="http://schemas.openxmlformats.org/markup-compatibility/2006" xmlns:r="http://schemas.openxmlformats.org/officeDocument/2006/relationships" xmlns:w="http://schemas.openxmlformats.org/wordprocessingml/2006/main" xmlns:w14="http://schemas.microsoft.com/office/word/2010/wordml" xmlns:w15="http://schemas.microsoft.com/office/word/2012/wordml" xmlns:w16cex="http://schemas.microsoft.com/office/word/2018/wordml/cex" xmlns:w16cid="http://schemas.microsoft.com/office/word/2016/wordml/cid" xmlns:w16="http://schemas.microsoft.com/office/word/2018/wordml" xmlns:w16sdtdh="http://schemas.microsoft.com/office/word/2020/wordml/sdtdatahash" xmlns:w16se="http://schemas.microsoft.com/office/word/2015/wordml/symex" mc:Ignorable="w14 w15 w16se w16cid w16 w16cex w16sdtdh">
   <w:docDefaults>
     <w:rPrDefault>
       <w:rPr>
